--- a/Setting up Databricks.docx
+++ b/Setting up Databricks.docx
@@ -103,15 +103,7 @@
         <w:t>connector (Unity Catalog)</w:t>
       </w:r>
       <w:r>
-        <w:t xml:space="preserve"> which should </w:t>
-      </w:r>
-      <w:proofErr w:type="gramStart"/>
-      <w:r>
-        <w:t>dealt</w:t>
-      </w:r>
-      <w:proofErr w:type="gramEnd"/>
-      <w:r>
-        <w:t xml:space="preserve"> with connecting to ADLS after adding in the IAM Role. </w:t>
+        <w:t xml:space="preserve"> which should dealt with connecting to ADLS after adding in the IAM Role. </w:t>
       </w:r>
     </w:p>
     <w:p>
@@ -293,14 +285,7 @@
           <w:i/>
           <w:iCs/>
         </w:rPr>
-        <w:t>“</w:t>
-      </w:r>
-      <w:r>
-        <w:rPr>
-          <w:i/>
-          <w:iCs/>
-        </w:rPr>
-        <w:t xml:space="preserve">Failure to initialize configuration for storage account datalakepktestlab.dfs.core.windows.net: Invalid configuration value detected for </w:t>
+        <w:t xml:space="preserve">“Failure to initialize configuration for storage account datalakepktestlab.dfs.core.windows.net: Invalid configuration value detected for </w:t>
       </w:r>
       <w:proofErr w:type="spellStart"/>
       <w:r>
@@ -475,7 +460,7 @@
           <w14:ligatures w14:val="none"/>
         </w:rPr>
         <w:drawing>
-          <wp:inline distT="0" distB="0" distL="0" distR="0" wp14:anchorId="3D0429D2" wp14:editId="3C9D4C31">
+          <wp:inline distT="0" distB="0" distL="0" distR="0" wp14:anchorId="3D0429D2" wp14:editId="4A9D7634">
             <wp:extent cx="6371872" cy="2514600"/>
             <wp:effectExtent l="0" t="0" r="0" b="0"/>
             <wp:docPr id="9" name="Picture 8" descr="A screenshot of a computer&#10;&#10;Description automatically generated"/>
@@ -578,7 +563,7 @@
           <w14:ligatures w14:val="none"/>
         </w:rPr>
         <w:drawing>
-          <wp:inline distT="0" distB="0" distL="0" distR="0" wp14:anchorId="1F06487E" wp14:editId="52986D13">
+          <wp:inline distT="0" distB="0" distL="0" distR="0" wp14:anchorId="1F06487E" wp14:editId="331BBFE5">
             <wp:extent cx="4429125" cy="2314575"/>
             <wp:effectExtent l="0" t="0" r="9525" b="9525"/>
             <wp:docPr id="10" name="Picture 7"/>
@@ -870,7 +855,6 @@
         <w:t xml:space="preserve">Understand: Add the </w:t>
       </w:r>
       <w:proofErr w:type="spellStart"/>
-      <w:proofErr w:type="gramStart"/>
       <w:r>
         <w:rPr>
           <w:rFonts w:asciiTheme="minorHAnsi" w:hAnsiTheme="minorHAnsi" w:cs="Calibri"/>
@@ -882,14 +866,7 @@
         <w:rPr>
           <w:rFonts w:asciiTheme="minorHAnsi" w:hAnsiTheme="minorHAnsi" w:cs="Calibri"/>
         </w:rPr>
-        <w:t xml:space="preserve"> ,</w:t>
-      </w:r>
-      <w:proofErr w:type="gramEnd"/>
-      <w:r>
-        <w:rPr>
-          <w:rFonts w:asciiTheme="minorHAnsi" w:hAnsiTheme="minorHAnsi" w:cs="Calibri"/>
-        </w:rPr>
-        <w:t xml:space="preserve"> if not app ID then Object ID .</w:t>
+        <w:t xml:space="preserve"> , if not app ID then Object ID .</w:t>
       </w:r>
     </w:p>
     <w:p>
@@ -1368,25 +1345,7 @@
           <w:kern w:val="0"/>
           <w14:ligatures w14:val="none"/>
         </w:rPr>
-        <w:t xml:space="preserve">Uses </w:t>
-      </w:r>
-      <w:proofErr w:type="gramStart"/>
-      <w:r>
-        <w:rPr>
-          <w:rFonts w:eastAsia="Times New Roman" w:cs="Calibri"/>
-          <w:kern w:val="0"/>
-          <w14:ligatures w14:val="none"/>
-        </w:rPr>
-        <w:t>dbutils.fs.ls(</w:t>
-      </w:r>
-      <w:proofErr w:type="gramEnd"/>
-      <w:r>
-        <w:rPr>
-          <w:rFonts w:eastAsia="Times New Roman" w:cs="Calibri"/>
-          <w:kern w:val="0"/>
-          <w14:ligatures w14:val="none"/>
-        </w:rPr>
-        <w:t>“</w:t>
+        <w:t>Uses dbutils.fs.ls(“</w:t>
       </w:r>
       <w:proofErr w:type="spellStart"/>
       <w:r>
@@ -1510,8 +1469,121 @@
       </w:r>
     </w:p>
     <w:p/>
+    <w:p>
+      <w:pPr>
+        <w:pBdr>
+          <w:bottom w:val="double" w:sz="6" w:space="1" w:color="auto"/>
+        </w:pBdr>
+      </w:pPr>
+    </w:p>
+    <w:p>
+      <w:pPr>
+        <w:pBdr>
+          <w:bottom w:val="double" w:sz="6" w:space="1" w:color="auto"/>
+        </w:pBdr>
+      </w:pPr>
+    </w:p>
+    <w:p>
+      <w:pPr>
+        <w:pBdr>
+          <w:bottom w:val="double" w:sz="6" w:space="1" w:color="auto"/>
+        </w:pBdr>
+      </w:pPr>
+    </w:p>
+    <w:p>
+      <w:pPr>
+        <w:pBdr>
+          <w:bottom w:val="double" w:sz="6" w:space="1" w:color="auto"/>
+        </w:pBdr>
+      </w:pPr>
+    </w:p>
+    <w:p>
+      <w:pPr>
+        <w:pBdr>
+          <w:bottom w:val="double" w:sz="6" w:space="1" w:color="auto"/>
+        </w:pBdr>
+      </w:pPr>
+    </w:p>
+    <w:p>
+      <w:pPr>
+        <w:pBdr>
+          <w:bottom w:val="double" w:sz="6" w:space="1" w:color="auto"/>
+        </w:pBdr>
+      </w:pPr>
+    </w:p>
+    <w:p>
+      <w:pPr>
+        <w:pBdr>
+          <w:bottom w:val="double" w:sz="6" w:space="1" w:color="auto"/>
+        </w:pBdr>
+      </w:pPr>
+    </w:p>
+    <w:p>
+      <w:pPr>
+        <w:pBdr>
+          <w:bottom w:val="double" w:sz="6" w:space="1" w:color="auto"/>
+        </w:pBdr>
+      </w:pPr>
+    </w:p>
+    <w:p>
+      <w:pPr>
+        <w:pBdr>
+          <w:bottom w:val="double" w:sz="6" w:space="1" w:color="auto"/>
+        </w:pBdr>
+      </w:pPr>
+    </w:p>
+    <w:p>
+      <w:pPr>
+        <w:pBdr>
+          <w:bottom w:val="double" w:sz="6" w:space="1" w:color="auto"/>
+        </w:pBdr>
+      </w:pPr>
+    </w:p>
+    <w:p>
+      <w:r>
+        <w:t xml:space="preserve">Sample Output file after creating tables to ADLS Gen2 via Databricks </w:t>
+      </w:r>
+    </w:p>
     <w:p/>
-    <w:p/>
+    <w:p>
+      <w:r>
+        <w:drawing>
+          <wp:inline distT="0" distB="0" distL="0" distR="0" wp14:anchorId="4978CB13" wp14:editId="54118ABF">
+            <wp:extent cx="5943600" cy="2905125"/>
+            <wp:effectExtent l="0" t="0" r="0" b="9525"/>
+            <wp:docPr id="1457866819" name="Picture 1"/>
+            <wp:cNvGraphicFramePr>
+              <a:graphicFrameLocks xmlns:a="http://schemas.openxmlformats.org/drawingml/2006/main" noChangeAspect="1"/>
+            </wp:cNvGraphicFramePr>
+            <a:graphic xmlns:a="http://schemas.openxmlformats.org/drawingml/2006/main">
+              <a:graphicData uri="http://schemas.openxmlformats.org/drawingml/2006/picture">
+                <pic:pic xmlns:pic="http://schemas.openxmlformats.org/drawingml/2006/picture">
+                  <pic:nvPicPr>
+                    <pic:cNvPr id="1457866819" name=""/>
+                    <pic:cNvPicPr/>
+                  </pic:nvPicPr>
+                  <pic:blipFill>
+                    <a:blip r:embed="rId18"/>
+                    <a:stretch>
+                      <a:fillRect/>
+                    </a:stretch>
+                  </pic:blipFill>
+                  <pic:spPr>
+                    <a:xfrm>
+                      <a:off x="0" y="0"/>
+                      <a:ext cx="5943600" cy="2905125"/>
+                    </a:xfrm>
+                    <a:prstGeom prst="rect">
+                      <a:avLst/>
+                    </a:prstGeom>
+                  </pic:spPr>
+                </pic:pic>
+              </a:graphicData>
+            </a:graphic>
+          </wp:inline>
+        </w:drawing>
+      </w:r>
+    </w:p>
     <w:sectPr>
       <w:pgSz w:w="12240" w:h="15840"/>
       <w:pgMar w:top="1440" w:right="1440" w:bottom="1440" w:left="1440" w:header="720" w:footer="720" w:gutter="0"/>
